--- a/tests/org.obeonetwork.m2doc.tests/resources/linkServices/asBookmarkSectionRefWithUpdateFields/asBookmarkSectionRefWithUpdateFields-expected-generation.docx
+++ b/tests/org.obeonetwork.m2doc.tests/resources/linkServices/asBookmarkSectionRefWithUpdateFields/asBookmarkSectionRefWithUpdateFields-expected-generation.docx
@@ -73,23 +73,23 @@
         </w:rPr>
         <w:t/>
       </w:r>
-      <w:r w:rsidR="2955970771664D9EB72753D71DAFEAD9">
+      <w:r w:rsidR="4C309EB4D1ADB50741C3B0B8BC6533ED">
         <w:fldChar w:fldCharType="begin" w:dirty="true"/>
       </w:r>
-      <w:r w:rsidR="2955970771664D9EB72753D71DAFEAD9">
+      <w:r w:rsidR="4C309EB4D1ADB50741C3B0B8BC6533ED">
         <w:instrText xml:space="preserve"> REF Art1 \n \h </w:instrText>
       </w:r>
-      <w:r w:rsidR="2955970771664D9EB72753D71DAFEAD9">
+      <w:r w:rsidR="4C309EB4D1ADB50741C3B0B8BC6533ED">
         <w:fldChar w:fldCharType="separate" w:dirty="true"/>
       </w:r>
-      <w:r w:rsidR="2955970771664D9EB72753D71DAFEAD9">
+      <w:r w:rsidR="4C309EB4D1ADB50741C3B0B8BC6533ED">
         <w:rPr>
           <w:noProof/>
           <w:b w:val="on"/>
         </w:rPr>
         <w:t xsi:nil="true"/>
       </w:r>
-      <w:r w:rsidR="2955970771664D9EB72753D71DAFEAD9">
+      <w:r w:rsidR="4C309EB4D1ADB50741C3B0B8BC6533ED">
         <w:fldChar w:fldCharType="end" w:dirty="true"/>
       </w:r>
     </w:p>
@@ -123,7 +123,7 @@
         </w:rPr>
         <w:t/>
       </w:r>
-      <w:bookmarkStart w:name="Art1" w:id="115698344049837704424560466819672970226"/>
+      <w:bookmarkStart w:name="Art1" w:id="83685542451379733138956653474648665738"/>
       <w:r>
         <w:rPr>
           <w:color w:val="E36C0A" w:themeColor="accent6" w:themeShade="BF"/>
@@ -131,7 +131,7 @@
         </w:rPr>
         <w:t>Definition of Artifact1</w:t>
       </w:r>
-      <w:bookmarkEnd w:id="115698344049837704424560466819672970226"/>
+      <w:bookmarkEnd w:id="83685542451379733138956653474648665738"/>
     </w:p>
     <w:p>
       <w:pPr>
@@ -161,23 +161,23 @@
         </w:rPr>
         <w:t/>
       </w:r>
-      <w:r w:rsidR="2955970771664D9EB72753D71DAFEAD9">
+      <w:r w:rsidR="4C309EB4D1ADB50741C3B0B8BC6533ED">
         <w:fldChar w:fldCharType="begin" w:dirty="true"/>
       </w:r>
-      <w:r w:rsidR="2955970771664D9EB72753D71DAFEAD9">
+      <w:r w:rsidR="4C309EB4D1ADB50741C3B0B8BC6533ED">
         <w:instrText xml:space="preserve"> REF Art1 \n \h </w:instrText>
       </w:r>
-      <w:r w:rsidR="2955970771664D9EB72753D71DAFEAD9">
+      <w:r w:rsidR="4C309EB4D1ADB50741C3B0B8BC6533ED">
         <w:fldChar w:fldCharType="separate" w:dirty="true"/>
       </w:r>
-      <w:r w:rsidR="2955970771664D9EB72753D71DAFEAD9">
+      <w:r w:rsidR="4C309EB4D1ADB50741C3B0B8BC6533ED">
         <w:rPr>
           <w:noProof/>
           <w:b w:val="on"/>
         </w:rPr>
         <w:t xsi:nil="true"/>
       </w:r>
-      <w:r w:rsidR="2955970771664D9EB72753D71DAFEAD9">
+      <w:r w:rsidR="4C309EB4D1ADB50741C3B0B8BC6533ED">
         <w:fldChar w:fldCharType="end" w:dirty="true"/>
       </w:r>
     </w:p>

--- a/tests/org.obeonetwork.m2doc.tests/resources/linkServices/asBookmarkSectionRefWithUpdateFields/asBookmarkSectionRefWithUpdateFields-expected-generation.docx
+++ b/tests/org.obeonetwork.m2doc.tests/resources/linkServices/asBookmarkSectionRefWithUpdateFields/asBookmarkSectionRefWithUpdateFields-expected-generation.docx
@@ -73,23 +73,23 @@
         </w:rPr>
         <w:t/>
       </w:r>
-      <w:r w:rsidR="2955970771664D9EB72753D71DAFEAD9">
+      <w:r w:rsidR="5228588F8CAE48E686DCB7B0FFF700CF">
         <w:fldChar w:fldCharType="begin" w:dirty="true"/>
       </w:r>
-      <w:r w:rsidR="2955970771664D9EB72753D71DAFEAD9">
+      <w:r w:rsidR="5228588F8CAE48E686DCB7B0FFF700CF">
         <w:instrText xml:space="preserve"> REF Art1 \n \h </w:instrText>
       </w:r>
-      <w:r w:rsidR="2955970771664D9EB72753D71DAFEAD9">
+      <w:r w:rsidR="5228588F8CAE48E686DCB7B0FFF700CF">
         <w:fldChar w:fldCharType="separate" w:dirty="true"/>
       </w:r>
-      <w:r w:rsidR="2955970771664D9EB72753D71DAFEAD9">
+      <w:r w:rsidR="5228588F8CAE48E686DCB7B0FFF700CF">
         <w:rPr>
           <w:noProof/>
           <w:b w:val="on"/>
         </w:rPr>
         <w:t xsi:nil="true"/>
       </w:r>
-      <w:r w:rsidR="2955970771664D9EB72753D71DAFEAD9">
+      <w:r w:rsidR="5228588F8CAE48E686DCB7B0FFF700CF">
         <w:fldChar w:fldCharType="end" w:dirty="true"/>
       </w:r>
     </w:p>
@@ -123,7 +123,7 @@
         </w:rPr>
         <w:t/>
       </w:r>
-      <w:bookmarkStart w:name="Art1" w:id="115698344049837704424560466819672970226"/>
+      <w:bookmarkStart w:name="Art1" w:id="166311467004117126762323244530418426272"/>
       <w:r>
         <w:rPr>
           <w:color w:val="E36C0A" w:themeColor="accent6" w:themeShade="BF"/>
@@ -131,7 +131,7 @@
         </w:rPr>
         <w:t>Definition of Artifact1</w:t>
       </w:r>
-      <w:bookmarkEnd w:id="115698344049837704424560466819672970226"/>
+      <w:bookmarkEnd w:id="166311467004117126762323244530418426272"/>
     </w:p>
     <w:p>
       <w:pPr>
@@ -161,23 +161,23 @@
         </w:rPr>
         <w:t/>
       </w:r>
-      <w:r w:rsidR="2955970771664D9EB72753D71DAFEAD9">
+      <w:r w:rsidR="5228588F8CAE48E686DCB7B0FFF700CF">
         <w:fldChar w:fldCharType="begin" w:dirty="true"/>
       </w:r>
-      <w:r w:rsidR="2955970771664D9EB72753D71DAFEAD9">
+      <w:r w:rsidR="5228588F8CAE48E686DCB7B0FFF700CF">
         <w:instrText xml:space="preserve"> REF Art1 \n \h </w:instrText>
       </w:r>
-      <w:r w:rsidR="2955970771664D9EB72753D71DAFEAD9">
+      <w:r w:rsidR="5228588F8CAE48E686DCB7B0FFF700CF">
         <w:fldChar w:fldCharType="separate" w:dirty="true"/>
       </w:r>
-      <w:r w:rsidR="2955970771664D9EB72753D71DAFEAD9">
+      <w:r w:rsidR="5228588F8CAE48E686DCB7B0FFF700CF">
         <w:rPr>
           <w:noProof/>
           <w:b w:val="on"/>
         </w:rPr>
         <w:t xsi:nil="true"/>
       </w:r>
-      <w:r w:rsidR="2955970771664D9EB72753D71DAFEAD9">
+      <w:r w:rsidR="5228588F8CAE48E686DCB7B0FFF700CF">
         <w:fldChar w:fldCharType="end" w:dirty="true"/>
       </w:r>
     </w:p>
